--- a/pr-preview/pr-250/multiple-testing-handout.docx
+++ b/pr-preview/pr-250/multiple-testing-handout.docx
@@ -15,7 +15,7 @@
         <w:pStyle w:val="Date"/>
       </w:pPr>
       <w:r>
-        <w:t xml:space="preserve">Last modified: 2026-10-16 03:03:11 (PDT)</w:t>
+        <w:t xml:space="preserve">Last modified: 2026-10-16 04:14:03 (PDT)</w:t>
       </w:r>
     </w:p>
     <w:p>
@@ -28383,7 +28383,7 @@
     </w:p>
     <w:bookmarkEnd w:id="91"/>
     <w:bookmarkEnd w:id="92"/>
-    <w:bookmarkStart w:id="94" w:name="sec-multiple-testing-reading"/>
+    <w:bookmarkStart w:id="95" w:name="sec-multiple-testing-reading"/>
     <w:p>
       <w:pPr>
         <w:pStyle w:val="Heading2"/>
@@ -28478,6 +28478,49 @@
         </w:numPr>
       </w:pPr>
       <w:r>
+        <w:t xml:space="preserve">Will Fithian’s</w:t>
+      </w:r>
+      <w:r>
+        <w:t xml:space="preserve"> </w:t>
+      </w:r>
+      <w:hyperlink r:id="rId94">
+        <w:r>
+          <w:rPr>
+            <w:rStyle w:val="Hyperlink"/>
+          </w:rPr>
+          <w:t xml:space="preserve">Stat 212A,</w:t>
+        </w:r>
+        <w:r>
+          <w:rPr>
+            <w:rStyle w:val="Hyperlink"/>
+          </w:rPr>
+          <w:t xml:space="preserve"> </w:t>
+        </w:r>
+        <w:r>
+          <w:rPr>
+            <w:rStyle w:val="Hyperlink"/>
+            <w:i/>
+            <w:iCs/>
+          </w:rPr>
+          <w:t xml:space="preserve">Topics in Selective Inference</w:t>
+        </w:r>
+      </w:hyperlink>
+      <w:r>
+        <w:t xml:space="preserve"> </w:t>
+      </w:r>
+      <w:r>
+        <w:t xml:space="preserve">(UC Berkeley, Fall 2015) has a syllabus, references and homework with solutions on inference after selection, including multiple testing.</w:t>
+      </w:r>
+    </w:p>
+    <w:p>
+      <w:pPr>
+        <w:pStyle w:val="Compact"/>
+        <w:numPr>
+          <w:ilvl w:val="0"/>
+          <w:numId w:val="1005"/>
+        </w:numPr>
+      </w:pPr>
+      <w:r>
         <w:t xml:space="preserve">The</w:t>
       </w:r>
       <w:r>
@@ -28504,8 +28547,8 @@
         <w:t xml:space="preserve">without a distributional model for the test statistic.</w:t>
       </w:r>
     </w:p>
-    <w:bookmarkEnd w:id="94"/>
-    <w:bookmarkStart w:id="112" w:name="references"/>
+    <w:bookmarkEnd w:id="95"/>
+    <w:bookmarkStart w:id="113" w:name="references"/>
     <w:p>
       <w:pPr>
         <w:pStyle w:val="Heading2"/>
@@ -28514,8 +28557,8 @@
         <w:t xml:space="preserve">References</w:t>
       </w:r>
     </w:p>
-    <w:bookmarkStart w:id="111" w:name="refs"/>
-    <w:bookmarkStart w:id="96" w:name="ref-benjamini1995controlling"/>
+    <w:bookmarkStart w:id="112" w:name="refs"/>
+    <w:bookmarkStart w:id="97" w:name="ref-benjamini1995controlling"/>
     <w:p>
       <w:pPr>
         <w:pStyle w:val="Bibliography"/>
@@ -28548,7 +28591,7 @@
       <w:r>
         <w:t xml:space="preserve"> </w:t>
       </w:r>
-      <w:hyperlink r:id="rId95">
+      <w:hyperlink r:id="rId96">
         <w:r>
           <w:rPr>
             <w:rStyle w:val="Hyperlink"/>
@@ -28560,8 +28603,8 @@
         <w:t xml:space="preserve">.</w:t>
       </w:r>
     </w:p>
-    <w:bookmarkEnd w:id="96"/>
-    <w:bookmarkStart w:id="98" w:name="ref-benjamini2001control"/>
+    <w:bookmarkEnd w:id="97"/>
+    <w:bookmarkStart w:id="99" w:name="ref-benjamini2001control"/>
     <w:p>
       <w:pPr>
         <w:pStyle w:val="Bibliography"/>
@@ -28594,7 +28637,7 @@
       <w:r>
         <w:t xml:space="preserve"> </w:t>
       </w:r>
-      <w:hyperlink r:id="rId97">
+      <w:hyperlink r:id="rId98">
         <w:r>
           <w:rPr>
             <w:rStyle w:val="Hyperlink"/>
@@ -28606,8 +28649,8 @@
         <w:t xml:space="preserve">.</w:t>
       </w:r>
     </w:p>
-    <w:bookmarkEnd w:id="98"/>
-    <w:bookmarkStart w:id="100" w:name="ref-CaseBerg01"/>
+    <w:bookmarkEnd w:id="99"/>
+    <w:bookmarkStart w:id="101" w:name="ref-CaseBerg01"/>
     <w:p>
       <w:pPr>
         <w:pStyle w:val="Bibliography"/>
@@ -28631,7 +28674,7 @@
       <w:r>
         <w:t xml:space="preserve"> </w:t>
       </w:r>
-      <w:hyperlink r:id="rId99">
+      <w:hyperlink r:id="rId100">
         <w:r>
           <w:rPr>
             <w:rStyle w:val="Hyperlink"/>
@@ -28643,8 +28686,8 @@
         <w:t xml:space="preserve">.</w:t>
       </w:r>
     </w:p>
-    <w:bookmarkEnd w:id="100"/>
-    <w:bookmarkStart w:id="102" w:name="ref-efron2016computer"/>
+    <w:bookmarkEnd w:id="101"/>
+    <w:bookmarkStart w:id="103" w:name="ref-efron2016computer"/>
     <w:p>
       <w:pPr>
         <w:pStyle w:val="Bibliography"/>
@@ -28668,7 +28711,7 @@
       <w:r>
         <w:t xml:space="preserve"> </w:t>
       </w:r>
-      <w:hyperlink r:id="rId101">
+      <w:hyperlink r:id="rId102">
         <w:r>
           <w:rPr>
             <w:rStyle w:val="Hyperlink"/>
@@ -28680,8 +28723,8 @@
         <w:t xml:space="preserve">.</w:t>
       </w:r>
     </w:p>
-    <w:bookmarkEnd w:id="102"/>
-    <w:bookmarkStart w:id="103" w:name="ref-holm1979simple"/>
+    <w:bookmarkEnd w:id="103"/>
+    <w:bookmarkStart w:id="104" w:name="ref-holm1979simple"/>
     <w:p>
       <w:pPr>
         <w:pStyle w:val="Bibliography"/>
@@ -28712,8 +28755,8 @@
         <w:t xml:space="preserve">6 (2): 65–70.</w:t>
       </w:r>
     </w:p>
-    <w:bookmarkEnd w:id="103"/>
-    <w:bookmarkStart w:id="105" w:name="ref-james2021islr2e"/>
+    <w:bookmarkEnd w:id="104"/>
+    <w:bookmarkStart w:id="106" w:name="ref-james2021islr2e"/>
     <w:p>
       <w:pPr>
         <w:pStyle w:val="Bibliography"/>
@@ -28751,7 +28794,7 @@
       <w:r>
         <w:t xml:space="preserve"> </w:t>
       </w:r>
-      <w:hyperlink r:id="rId104">
+      <w:hyperlink r:id="rId105">
         <w:r>
           <w:rPr>
             <w:rStyle w:val="Hyperlink"/>
@@ -28763,8 +28806,8 @@
         <w:t xml:space="preserve">.</w:t>
       </w:r>
     </w:p>
-    <w:bookmarkEnd w:id="105"/>
-    <w:bookmarkStart w:id="107" w:name="ref-khan2001classification"/>
+    <w:bookmarkEnd w:id="106"/>
+    <w:bookmarkStart w:id="108" w:name="ref-khan2001classification"/>
     <w:p>
       <w:pPr>
         <w:pStyle w:val="Bibliography"/>
@@ -28797,7 +28840,7 @@
       <w:r>
         <w:t xml:space="preserve"> </w:t>
       </w:r>
-      <w:hyperlink r:id="rId106">
+      <w:hyperlink r:id="rId107">
         <w:r>
           <w:rPr>
             <w:rStyle w:val="Hyperlink"/>
@@ -28809,8 +28852,8 @@
         <w:t xml:space="preserve">.</w:t>
       </w:r>
     </w:p>
-    <w:bookmarkEnd w:id="107"/>
-    <w:bookmarkStart w:id="108" w:name="ref-rice2007mathematical"/>
+    <w:bookmarkEnd w:id="108"/>
+    <w:bookmarkStart w:id="109" w:name="ref-rice2007mathematical"/>
     <w:p>
       <w:pPr>
         <w:pStyle w:val="Bibliography"/>
@@ -28832,8 +28875,8 @@
         <w:t xml:space="preserve">. 3rd ed. Cengage Learning.</w:t>
       </w:r>
     </w:p>
-    <w:bookmarkEnd w:id="108"/>
-    <w:bookmarkStart w:id="110" w:name="ref-storey2002direct"/>
+    <w:bookmarkEnd w:id="109"/>
+    <w:bookmarkStart w:id="111" w:name="ref-storey2002direct"/>
     <w:p>
       <w:pPr>
         <w:pStyle w:val="Bibliography"/>
@@ -28866,7 +28909,7 @@
       <w:r>
         <w:t xml:space="preserve"> </w:t>
       </w:r>
-      <w:hyperlink r:id="rId109">
+      <w:hyperlink r:id="rId110">
         <w:r>
           <w:rPr>
             <w:rStyle w:val="Hyperlink"/>
@@ -28878,9 +28921,9 @@
         <w:t xml:space="preserve">.</w:t>
       </w:r>
     </w:p>
-    <w:bookmarkEnd w:id="110"/>
     <w:bookmarkEnd w:id="111"/>
     <w:bookmarkEnd w:id="112"/>
+    <w:bookmarkEnd w:id="113"/>
     <w:sectPr>
       <w:footnotePr>
         <w:numRestart w:val="eachSect"/>
